--- a/outputs/14_交易复盘_2026-10-30.docx
+++ b/outputs/14_交易复盘_2026-10-30.docx
@@ -114,7 +114,7 @@
                 <w:rFonts w:ascii="Times New Roman" w:hAnsi="Times New Roman" w:eastAsia="宋体"/>
                 <w:sz w:val="20"/>
               </w:rPr>
-              <w:t>465.77万元</w:t>
+              <w:t>465.76万元</w:t>
             </w:r>
           </w:p>
         </w:tc>
@@ -1188,7 +1188,7 @@
                 <w:rFonts w:ascii="Times New Roman" w:hAnsi="Times New Roman" w:eastAsia="宋体"/>
                 <w:sz w:val="18"/>
               </w:rPr>
-              <w:t>29.7</w:t>
+              <w:t>29.74</w:t>
             </w:r>
           </w:p>
         </w:tc>
@@ -1206,7 +1206,7 @@
                 <w:rFonts w:ascii="Times New Roman" w:hAnsi="Times New Roman" w:eastAsia="宋体"/>
                 <w:sz w:val="18"/>
               </w:rPr>
-              <w:t>19777.0</w:t>
+              <w:t>21309.0</w:t>
             </w:r>
           </w:p>
         </w:tc>
@@ -1224,7 +1224,7 @@
                 <w:rFonts w:ascii="Times New Roman" w:hAnsi="Times New Roman" w:eastAsia="宋体"/>
                 <w:sz w:val="18"/>
               </w:rPr>
-              <w:t>+1.77%</w:t>
+              <w:t>+1.91%</w:t>
             </w:r>
           </w:p>
         </w:tc>
@@ -1298,7 +1298,7 @@
                 <w:rFonts w:ascii="Times New Roman" w:hAnsi="Times New Roman" w:eastAsia="宋体"/>
                 <w:sz w:val="18"/>
               </w:rPr>
-              <w:t>89.11</w:t>
+              <w:t>89.18</w:t>
             </w:r>
           </w:p>
         </w:tc>
@@ -1316,7 +1316,7 @@
                 <w:rFonts w:ascii="Times New Roman" w:hAnsi="Times New Roman" w:eastAsia="宋体"/>
                 <w:sz w:val="18"/>
               </w:rPr>
-              <w:t>17235.0</w:t>
+              <w:t>17550.0</w:t>
             </w:r>
           </w:p>
         </w:tc>
@@ -1334,7 +1334,7 @@
                 <w:rFonts w:ascii="Times New Roman" w:hAnsi="Times New Roman" w:eastAsia="宋体"/>
                 <w:sz w:val="18"/>
               </w:rPr>
-              <w:t>+4.49%</w:t>
+              <w:t>+4.57%</w:t>
             </w:r>
           </w:p>
         </w:tc>
@@ -2508,7 +2508,7 @@
                 <w:rFonts w:ascii="Times New Roman" w:hAnsi="Times New Roman" w:eastAsia="宋体"/>
                 <w:sz w:val="18"/>
               </w:rPr>
-              <w:t>233.37</w:t>
+              <w:t>232.92</w:t>
             </w:r>
           </w:p>
         </w:tc>
@@ -2526,7 +2526,7 @@
                 <w:rFonts w:ascii="Times New Roman" w:hAnsi="Times New Roman" w:eastAsia="宋体"/>
                 <w:sz w:val="18"/>
               </w:rPr>
-              <w:t>-19035.0</w:t>
+              <w:t>-21060.0</w:t>
             </w:r>
           </w:p>
         </w:tc>
@@ -2544,7 +2544,7 @@
                 <w:rFonts w:ascii="Times New Roman" w:hAnsi="Times New Roman" w:eastAsia="宋体"/>
                 <w:sz w:val="18"/>
               </w:rPr>
-              <w:t>-1.78%</w:t>
+              <w:t>-1.97%</w:t>
             </w:r>
           </w:p>
         </w:tc>
